--- a/Звіт_ЛР03.docx
+++ b/Звіт_ЛР03.docx
@@ -529,7 +529,7 @@
     </w:p>
     <w:p>
       <w:r>
-        <w:t>Опанувати ітераційну модель Python, навчитися створювати власні генератори, використовувати протокол ітераторів та будувати ліниві (lazy) конвеєри для обробки потоків даних без повного завантаження в оперативну пам'ять.</w:t>
+        <w:t>Сформувати практичні навички роботи з ітераційною моделлю Python, ітераторами, генераторами, yield, generator expressions, модулем itertools та принципом lazy evaluation при побудові потокових конвеєрів обробки даних.</w:t>
       </w:r>
     </w:p>
     <w:p>
@@ -542,32 +542,37 @@
     </w:p>
     <w:p>
       <w:r>
-        <w:t>Для виконання завдання варіант №3 було побудовано пайплайн, що складається з чотирьох основних етапів:</w:t>
+        <w:t>варіант №3 передбачає обробку потоку даних (транзакцій). Архітектура реалізована як "Lazy Pipeline":</w:t>
       </w:r>
     </w:p>
     <w:p>
       <w:r>
-        <w:t>1. **Джерело (Producer):** Генератор `generate_mock_data`, що імітує потокове надходження даних.</w:t>
+        <w:t>1. **Source**: Генератор `infinite_transaction_generator` створює нескінченний потік об'єктів.</w:t>
       </w:r>
     </w:p>
     <w:p>
       <w:r>
-        <w:t>2. **Парсинг:** Функція `stream_reader`, яка перетворює "сирі" рядки на структуру даних (словник).</w:t>
+        <w:t>2. **Intermediate stages**:</w:t>
       </w:r>
     </w:p>
     <w:p>
       <w:r>
-        <w:t>3. **Фільтрація:** `filter_success` відсіює невдалі транзакції за допомогою генераторного виразу.</w:t>
+        <w:t>- `filter_successful`: Відсікає невдалі транзакції.</w:t>
       </w:r>
     </w:p>
     <w:p>
       <w:r>
-        <w:t>4. **Трансформація:** `apply_tax` виконує бізнес-логіку обчислення податку.</w:t>
+        <w:t>- `apply_cashback`: Змінює стан об'єкта (додає 10% до суми) за допомогою `yield`.</w:t>
       </w:r>
     </w:p>
     <w:p>
       <w:r>
-        <w:t>5. **Агрегація:** Використано `itertools.groupby` для підрахунку суми по групах.</w:t>
+        <w:t>- `filter_high_value`: Відфільтровує транзакції за пороговим значенням.</w:t>
+      </w:r>
+    </w:p>
+    <w:p>
+      <w:r>
+        <w:t>3. **Termination**: `itertools.islice` обмежує нескінченний потік 5 елементами для виведення.</w:t>
       </w:r>
     </w:p>
     <w:p>
@@ -580,22 +585,27 @@
     </w:p>
     <w:p>
       <w:r>
-        <w:t>- `generate_mock_data(n)`: Генераторна функція, що створює тестовий потік даних (замість читання з файлу).</w:t>
+        <w:t>- `Transaction`: Клас для представлення структури даних транзакції.</w:t>
       </w:r>
     </w:p>
     <w:p>
       <w:r>
-        <w:t>- `stream_reader(source)`: Функція, що обробляє потік рядків та повертає ітератор словників.</w:t>
+        <w:t>- `infinite_transaction_generator()`: Генератор, що імітує постійний потік даних.</w:t>
       </w:r>
     </w:p>
     <w:p>
       <w:r>
-        <w:t>- `filter_success(data)`: Фільтратор, що використовує `yield from` для передачі лише успішних транзакцій.</w:t>
+        <w:t>- `filter_successful()`: Використовує generator expression для ледачої фільтрації.</w:t>
       </w:r>
     </w:p>
     <w:p>
       <w:r>
-        <w:t>- `apply_tax(data)`: Генератор, що змінює значення `amount` залежно від умови, демонструючи lazy transformation.</w:t>
+        <w:t>- `apply_cashback()`: Функція-генератор, що демонструє покрокову зміну даних.</w:t>
+      </w:r>
+    </w:p>
+    <w:p>
+      <w:r>
+        <w:t>- `filter_high_value()`: Використовує вбудовану функцію `filter` для lazy evaluation.</w:t>
       </w:r>
     </w:p>
     <w:p>
@@ -608,7 +618,7 @@
     </w:p>
     <w:p>
       <w:r>
-        <w:t>Програма успішно обробляє потік даних, застосовуючи фільтрацію та податкові нарахування. Завдяки використанню ітераторів, на кожному етапі в пам'яті знаходиться лише один елемент (або поточна група), а не весь масив даних.</w:t>
+        <w:t>Програма успішно ініціалізує конвеєр, обробляє нескінченний потік, не завантажуючи його в пам'ять повністю, і видає перші 5 транзакцій, що відповідають критеріям (статус "success" та сума &gt; 500 після кешбеку).</w:t>
       </w:r>
     </w:p>
     <w:p>
@@ -621,7 +631,7 @@
     </w:p>
     <w:p>
       <w:r>
-        <w:t>У ході роботи було доведено ефективність lazy evaluation. Використання генераторів дозволяє будувати конвеєри, які споживають мінімальну кількість пам'яті навіть при обробці великих наборів даних. Завдяки модулю `itertools` (зокрема `groupby`), складні операції групування стають лаконічними та продуктивними. Встановлено, що ключем до потокової обробки є уникнення операцій, які потребують повного зрізу (матеріалізації) даних.</w:t>
+        <w:t>У ході лабораторної роботи було освоєно механізми `iter`, `next`, `yield`. Реалізація через lazy evaluation дозволяє ефективно обробляти великі (або нескінченні) набори даних, мінімізуючи використання оперативної пам'яті, оскільки кожен елемент проходить через конвеєр обробки індивідуально. Використання `itertools` дозволяє спростити роботу з ітераторами та керувати нескінченними потоками даних.</w:t>
       </w:r>
     </w:p>
     <w:sectPr>

--- a/Звіт_ЛР03.docx
+++ b/Звіт_ЛР03.docx
@@ -100,7 +100,7 @@
           <w:b/>
           <w:sz w:val="26"/>
         </w:rPr>
-        <w:t>Тема: «Ітератори, генератори та потокова обробка даних»</w:t>
+        <w:t>Тема: «Обробка помилок, файли та серіалізація»</w:t>
         <w:br/>
       </w:r>
       <w:r>
@@ -239,260 +239,304 @@
     </w:p>
     <w:p>
       <w:r>
-        <w:t>ЛАБОРАТОРНА РОБОТА №3</w:t>
+        <w:t>ЛАБОРАТОРНА РОБОТА №5</w:t>
         <w:br/>
-        <w:t>Ітератори, генератори та потокова обробка даних</w:t>
+        <w:t>Обробка помилок, файли та серіалізація</w:t>
         <w:br/>
         <w:t>1. Мета роботи</w:t>
         <w:br/>
-        <w:t>Сформувати практичні навички роботи з ітераційною моделлю Python, ітераторами, генераторами, yield, generator expressions, модулем itertools, принципом lazy evaluation та потоковою обробкою великих наборів даних.</w:t>
+        <w:t>Сформувати практичні навички створення надійних Python-програм, які коректно працюють із помилками, файловими ресурсами, конфігурацією та структурованими форматами даних.</w:t>
         <w:br/>
-        <w:t>У результаті виконання лабораторної роботи студент повинен уміти:</w:t>
+        <w:t>У ході лабораторної роботи необхідно опанувати:</w:t>
         <w:br/>
-        <w:t>розрізняти iterable та iterator;</w:t>
+        <w:t>механізм exceptions у Python;</w:t>
         <w:br/>
-        <w:t>використовувати функції iter() і next();</w:t>
+        <w:t>конструкції try, except, else, finally;</w:t>
         <w:br/>
-        <w:t>розуміти протокол __iter__() / __next__();</w:t>
+        <w:t>raise;</w:t>
         <w:br/>
-        <w:t>створювати власні iterator classes;</w:t>
+        <w:t>створення custom exceptions;</w:t>
         <w:br/>
-        <w:t>створювати generator functions;</w:t>
+        <w:t>exception chaining;</w:t>
         <w:br/>
-        <w:t>використовувати yield;</w:t>
+        <w:t>принципи EAFP і fail-fast;</w:t>
         <w:br/>
-        <w:t>використовувати generator expressions;</w:t>
+        <w:t>context managers;</w:t>
         <w:br/>
-        <w:t>застосовувати yield from;</w:t>
+        <w:t>оператор with;</w:t>
         <w:br/>
-        <w:t>використовувати itertools;</w:t>
+        <w:t>власні context managers;</w:t>
         <w:br/>
-        <w:t>обробляти великі файли без повного завантаження у пам'ять;</w:t>
+        <w:t>модуль logging;</w:t>
         <w:br/>
-        <w:t>будувати lazy pipelines;</w:t>
+        <w:t>pathlib;</w:t>
         <w:br/>
-        <w:t>застосовувати filtering, mapping, batching і aggregation;</w:t>
+        <w:t>читання та запис текстових файлів;</w:t>
         <w:br/>
-        <w:t>обмежувати нескінченні потоки через islice;</w:t>
+        <w:t>CSV;</w:t>
         <w:br/>
-        <w:t>порівнювати eager та lazy processing;</w:t>
+        <w:t>JSON;</w:t>
         <w:br/>
-        <w:t>оцінювати використання пам'яті.</w:t>
+        <w:t>YAML;</w:t>
+        <w:br/>
+        <w:t>серіалізацію та десеріалізацію;</w:t>
+        <w:br/>
+        <w:t>конфігураційні файли;</w:t>
+        <w:br/>
+        <w:t>streaming I/O;</w:t>
+        <w:br/>
+        <w:t>атомарний запис файлів;</w:t>
+        <w:br/>
+        <w:t>валідацію зовнішніх даних;</w:t>
+        <w:br/>
+        <w:t>безпечне закриття ресурсів.</w:t>
         <w:br/>
         <w:t>Результат роботи</w:t>
         <w:br/>
-        <w:t>Результатом лабораторної роботи має бути потоковий конвеєр обробки великого набору даних, у якому інформація проходить послідовно через декілька lazy stages без необхідності повної матеріалізації всіх проміжних collections.</w:t>
+        <w:t>Результатом лабораторної роботи повинен бути надійний модуль імпорту, експорту та конфігурації даних, який:</w:t>
+        <w:br/>
+        <w:t>читає дані із зовнішнього файла;</w:t>
+        <w:br/>
+        <w:t>перевіряє їх;</w:t>
+        <w:br/>
+        <w:t>пропускає або реєструє некоректні записи відповідно до заданої політики;</w:t>
+        <w:br/>
+        <w:t>підтримує декілька форматів;</w:t>
+        <w:br/>
+        <w:t>використовує custom exceptions;</w:t>
+        <w:br/>
+        <w:t>записує події у log;</w:t>
+        <w:br/>
+        <w:t>використовує context managers;</w:t>
+        <w:br/>
+        <w:t>не завантажує великі файли повністю у пам'ять;</w:t>
+        <w:br/>
+        <w:t>підтримує зовнішню конфігурацію;</w:t>
+        <w:br/>
+        <w:t>не залишає пошкоджений output у разі помилки.</w:t>
         <w:br/>
         <w:br/>
-        <w:t>2. Теоретичні відомості</w:t>
+        <w:t>2. Загальна схема лабораторної роботи</w:t>
         <w:br/>
-        <w:t>2.1. Ітерація як базова модель Python</w:t>
+        <w:t>Типовий надійний pipeline:</w:t>
         <w:br/>
-        <w:t>Багато конструкцій Python використовують єдиний механізм ітерації.</w:t>
+        <w:t>Configuration</w:t>
+        <w:br/>
+        <w:t xml:space="preserve">      ↓</w:t>
+        <w:br/>
+        <w:t>Input file</w:t>
+        <w:br/>
+        <w:t xml:space="preserve">      ↓</w:t>
+        <w:br/>
+        <w:t>Open resource</w:t>
+        <w:br/>
+        <w:t xml:space="preserve">      ↓</w:t>
+        <w:br/>
+        <w:t>Streaming reader</w:t>
+        <w:br/>
+        <w:t xml:space="preserve">      ↓</w:t>
+        <w:br/>
+        <w:t>Parsing</w:t>
+        <w:br/>
+        <w:t xml:space="preserve">      ↓</w:t>
+        <w:br/>
+        <w:t>Validation</w:t>
+        <w:br/>
+        <w:t xml:space="preserve">      ↓</w:t>
+        <w:br/>
+        <w:t>Domain conversion</w:t>
+        <w:br/>
+        <w:t xml:space="preserve">      ↓</w:t>
+        <w:br/>
+        <w:t>Processing</w:t>
+        <w:br/>
+        <w:t xml:space="preserve">      ↓</w:t>
+        <w:br/>
+        <w:t>Serialization</w:t>
+        <w:br/>
+        <w:t xml:space="preserve">      ↓</w:t>
+        <w:br/>
+        <w:t>Atomic output</w:t>
+        <w:br/>
+        <w:t xml:space="preserve">      ↓</w:t>
+        <w:br/>
+        <w:t>Logging / Report</w:t>
+        <w:br/>
+        <w:t>Помилка на одному етапі не повинна неконтрольовано руйнувати весь процес.</w:t>
+        <w:br/>
+        <w:br/>
+        <w:t>3. Exceptions у Python</w:t>
+        <w:br/>
+        <w:t>Exception - об'єкт, який сигналізує про ненормальну ситуацію під час виконання програми.</w:t>
         <w:br/>
         <w:t>Наприклад:</w:t>
         <w:br/>
-        <w:t>for item in values:</w:t>
         <w:br/>
-        <w:t xml:space="preserve">    print(item)</w:t>
+        <w:t>value = int("abc")</w:t>
         <w:br/>
-        <w:t>Ітераційний протокол також використовується у:</w:t>
-        <w:br/>
-        <w:t>sum(values)</w:t>
-        <w:br/>
-        <w:t>min(values)</w:t>
-        <w:br/>
-        <w:t>max(values)</w:t>
-        <w:br/>
-        <w:t>sorted(values)</w:t>
-        <w:br/>
-        <w:t>tuple(values)</w:t>
-        <w:br/>
-        <w:t>list(values)</w:t>
-        <w:br/>
-        <w:t>а також у:</w:t>
-        <w:br/>
-        <w:t>[x * x for x in values]</w:t>
+        <w:t>викликає:</w:t>
         <w:br/>
         <w:br/>
-        <w:t>3. Iterable та iterator</w:t>
+        <w:t>ValueError</w:t>
         <w:br/>
-        <w:t>Iterable</w:t>
+        <w:t>При відкритті неіснуючого файла:</w:t>
         <w:br/>
-        <w:t>Iterable - об'єкт, з якого можна отримати iterator.</w:t>
+        <w:t>open("missing.txt")</w:t>
         <w:br/>
-        <w:t>Наприклад:</w:t>
+        <w:t>може виникнути:</w:t>
         <w:br/>
-        <w:t>values = [10, 20, 30]</w:t>
-        <w:br/>
-        <w:t>Список є iterable.</w:t>
-        <w:br/>
-        <w:t>Iterator отримують:</w:t>
-        <w:br/>
-        <w:t>iterator = iter(values)</w:t>
+        <w:t>FileNotFoundError</w:t>
         <w:br/>
         <w:br/>
-        <w:t>Iterator</w:t>
+        <w:t>4. try / except</w:t>
         <w:br/>
-        <w:t>Iterator - об'єкт, який:</w:t>
+        <w:t>Базова конструкція:</w:t>
         <w:br/>
-        <w:t>зберігає поточний стан обходу;</w:t>
+        <w:t>try:</w:t>
         <w:br/>
-        <w:t>має метод __next__();</w:t>
+        <w:t xml:space="preserve">    value = int(</w:t>
         <w:br/>
-        <w:t>повертає наступний елемент;</w:t>
+        <w:t xml:space="preserve">        input("Enter number: ")</w:t>
         <w:br/>
-        <w:t>після завершення піднімає StopIteration.</w:t>
-        <w:br/>
-        <w:t>values = [10, 20, 30]</w:t>
+        <w:t xml:space="preserve">    )</w:t>
         <w:br/>
         <w:br/>
-        <w:t>iterator = iter(values)</w:t>
+        <w:t>except ValueError:</w:t>
+        <w:br/>
+        <w:t xml:space="preserve">    print(</w:t>
+        <w:br/>
+        <w:t xml:space="preserve">        "Incorrect number"</w:t>
+        <w:br/>
+        <w:t xml:space="preserve">    )</w:t>
+        <w:br/>
+        <w:t>Необхідно перехоплювати максимально конкретні exceptions.</w:t>
         <w:br/>
         <w:br/>
-        <w:t>print(next(iterator))</w:t>
+        <w:t>5. Поганий підхід</w:t>
         <w:br/>
-        <w:t>print(next(iterator))</w:t>
-        <w:br/>
-        <w:t>print(next(iterator))</w:t>
-        <w:br/>
-        <w:t>Результат:</w:t>
-        <w:br/>
-        <w:t>10</w:t>
-        <w:br/>
-        <w:t>20</w:t>
-        <w:br/>
-        <w:t>30</w:t>
-        <w:br/>
-        <w:t>Наступний виклик:</w:t>
-        <w:br/>
-        <w:t>next(iterator)</w:t>
-        <w:br/>
-        <w:t>призведе до:</w:t>
-        <w:br/>
-        <w:t>StopIteration</w:t>
+        <w:t>Не рекомендується:</w:t>
         <w:br/>
         <w:br/>
-        <w:t>4. Властивість iterator</w:t>
+        <w:t>try:</w:t>
         <w:br/>
-        <w:t>Для list:</w:t>
-        <w:br/>
-        <w:t>values = [1, 2, 3]</w:t>
+        <w:t xml:space="preserve">    process()</w:t>
         <w:br/>
         <w:br/>
-        <w:t>print(</w:t>
+        <w:t>except:</w:t>
         <w:br/>
-        <w:t xml:space="preserve">    iter(values) is values</w:t>
+        <w:t xml:space="preserve">    pass</w:t>
         <w:br/>
-        <w:t>)</w:t>
+        <w:t>Такий код:</w:t>
         <w:br/>
-        <w:t>Результат:</w:t>
+        <w:t>приховує programming errors;</w:t>
         <w:br/>
-        <w:t>False</w:t>
+        <w:t>ускладнює debugging;</w:t>
         <w:br/>
-        <w:t>Для iterator:</w:t>
-        <w:br/>
-        <w:t>iterator = iter(values)</w:t>
+        <w:t>втрачає інформацію про причину failure.</w:t>
         <w:br/>
         <w:br/>
-        <w:t>print(</w:t>
+        <w:t>6. Декілька except blocks</w:t>
         <w:br/>
-        <w:t xml:space="preserve">    iter(iterator) is iterator</w:t>
+        <w:t>try:</w:t>
         <w:br/>
-        <w:t>)</w:t>
+        <w:t xml:space="preserve">    with open(</w:t>
         <w:br/>
-        <w:t>Результат:</w:t>
+        <w:t xml:space="preserve">        "data.txt",</w:t>
         <w:br/>
-        <w:t>True</w:t>
+        <w:t xml:space="preserve">        encoding="utf-8",</w:t>
         <w:br/>
-        <w:t>Iterator зазвичай є one-shot object.</w:t>
-        <w:br/>
-        <w:t>Наприклад:</w:t>
-        <w:br/>
-        <w:t>iterator = iter(</w:t>
-        <w:br/>
-        <w:t xml:space="preserve">    [1, 2, 3]</w:t>
-        <w:br/>
-        <w:t>)</w:t>
+        <w:t xml:space="preserve">    ) as file:</w:t>
         <w:br/>
         <w:br/>
-        <w:t>print(list(iterator))</w:t>
+        <w:t xml:space="preserve">        number = int(</w:t>
         <w:br/>
-        <w:t>print(list(iterator))</w:t>
+        <w:t xml:space="preserve">            file.readline()</w:t>
         <w:br/>
-        <w:t>Результат:</w:t>
-        <w:br/>
-        <w:t>[1, 2, 3]</w:t>
-        <w:br/>
-        <w:t>[]</w:t>
+        <w:t xml:space="preserve">        )</w:t>
         <w:br/>
         <w:br/>
-        <w:t>5. Як працює цикл for</w:t>
+        <w:t>except FileNotFoundError:</w:t>
         <w:br/>
-        <w:t>Концептуально:</w:t>
+        <w:t xml:space="preserve">    print(</w:t>
         <w:br/>
-        <w:t>for item in values:</w:t>
+        <w:t xml:space="preserve">        "File not found"</w:t>
         <w:br/>
-        <w:t xml:space="preserve">    process(item)</w:t>
-        <w:br/>
-        <w:t>можна представити як:</w:t>
-        <w:br/>
-        <w:t>iterator = iter(values)</w:t>
+        <w:t xml:space="preserve">    )</w:t>
         <w:br/>
         <w:br/>
-        <w:t>while True:</w:t>
+        <w:t>except ValueError:</w:t>
+        <w:br/>
+        <w:t xml:space="preserve">    print(</w:t>
+        <w:br/>
+        <w:t xml:space="preserve">        "Invalid data"</w:t>
+        <w:br/>
+        <w:t xml:space="preserve">    )</w:t>
         <w:br/>
         <w:br/>
-        <w:t xml:space="preserve">    try:</w:t>
+        <w:t>7. else</w:t>
         <w:br/>
-        <w:t xml:space="preserve">        item = next(iterator)</w:t>
+        <w:t>else виконується, якщо exception у try не виник.</w:t>
+        <w:br/>
+        <w:t>try:</w:t>
+        <w:br/>
+        <w:t xml:space="preserve">    value = int(</w:t>
+        <w:br/>
+        <w:t xml:space="preserve">        text</w:t>
+        <w:br/>
+        <w:t xml:space="preserve">    )</w:t>
         <w:br/>
         <w:br/>
-        <w:t xml:space="preserve">    except StopIteration:</w:t>
+        <w:t>except ValueError:</w:t>
         <w:br/>
-        <w:t xml:space="preserve">        break</w:t>
+        <w:t xml:space="preserve">    print(</w:t>
+        <w:br/>
+        <w:t xml:space="preserve">        "Invalid value"</w:t>
+        <w:br/>
+        <w:t xml:space="preserve">    )</w:t>
         <w:br/>
         <w:br/>
-        <w:t xml:space="preserve">    process(item)</w:t>
+        <w:t>else:</w:t>
         <w:br/>
-        <w:t>Цикл for автоматично:</w:t>
+        <w:t xml:space="preserve">    print(</w:t>
         <w:br/>
-        <w:t>викликає iter();</w:t>
+        <w:t xml:space="preserve">        "Value:",</w:t>
         <w:br/>
-        <w:t>послідовно викликає next();</w:t>
+        <w:t xml:space="preserve">        value,</w:t>
         <w:br/>
-        <w:t>завершується при StopIteration.</w:t>
+        <w:t xml:space="preserve">    )</w:t>
         <w:br/>
         <w:br/>
-        <w:t>6. Власний iterator</w:t>
+        <w:t>8. finally</w:t>
         <w:br/>
-        <w:t>Створимо iterator діапазону чисел.</w:t>
+        <w:t>finally виконується незалежно від того, чи сталася помилка.</w:t>
         <w:br/>
-        <w:t>class NumberIterator:</w:t>
+        <w:t>resource = None</w:t>
         <w:br/>
         <w:br/>
-        <w:t xml:space="preserve">    def __init__(</w:t>
+        <w:t>try:</w:t>
         <w:br/>
-        <w:t xml:space="preserve">        self,</w:t>
+        <w:t xml:space="preserve">    resource = open(</w:t>
         <w:br/>
-        <w:t xml:space="preserve">        start: int,</w:t>
+        <w:t xml:space="preserve">        "data.txt",</w:t>
         <w:br/>
-        <w:t xml:space="preserve">        stop: int,</w:t>
+        <w:t xml:space="preserve">        encoding="utf-8",</w:t>
         <w:br/>
-        <w:t xml:space="preserve">    ) -&gt; None:</w:t>
+        <w:t xml:space="preserve">    )</w:t>
         <w:br/>
         <w:br/>
-        <w:t xml:space="preserve">        self.current = start</w:t>
+        <w:t xml:space="preserve">    process(</w:t>
         <w:br/>
-        <w:t xml:space="preserve">        self.stop = stop</w:t>
+        <w:t xml:space="preserve">        resource</w:t>
+        <w:br/>
+        <w:t xml:space="preserve">    )</w:t>
         <w:br/>
         <w:br/>
-        <w:t xml:space="preserve">    def __iter__(self):</w:t>
-        <w:br/>
-        <w:t xml:space="preserve">        return self</w:t>
+        <w:t>finally:</w:t>
         <w:br/>
         <w:br/>
-        <w:t xml:space="preserve">    def __next__</w:t>
+        <w:t xml:space="preserve">    if resource is not None:</w:t>
+        <w:br/>
+        <w:t xml:space="preserve">        </w:t>
       </w:r>
     </w:p>
     <w:p>
@@ -516,7 +560,7 @@
         <w:pStyle w:val="Heading2"/>
       </w:pPr>
       <w:r>
-        <w:t>Тема: Ітератори, генератори та потокова обробка даних</w:t>
+        <w:t>Тема: Обробка помилок, файли та серіалізація</w:t>
       </w:r>
     </w:p>
     <w:p>
@@ -529,7 +573,7 @@
     </w:p>
     <w:p>
       <w:r>
-        <w:t>Сформувати практичні навички роботи з ітераційною моделлю Python, ітераторами, генераторами, yield, generator expressions, модулем itertools та принципом lazy evaluation при побудові потокових конвеєрів обробки даних.</w:t>
+        <w:t>Сформувати практичні навички створення надійних Python-програм, які коректно працюють із помилками, файловими ресурсами, конфігурацією та структурованими форматами даних.</w:t>
       </w:r>
     </w:p>
     <w:p>
@@ -542,37 +586,7 @@
     </w:p>
     <w:p>
       <w:r>
-        <w:t>варіант №3 передбачає обробку потоку даних (транзакцій). Архітектура реалізована як "Lazy Pipeline":</w:t>
-      </w:r>
-    </w:p>
-    <w:p>
-      <w:r>
-        <w:t>1. **Source**: Генератор `infinite_transaction_generator` створює нескінченний потік об'єктів.</w:t>
-      </w:r>
-    </w:p>
-    <w:p>
-      <w:r>
-        <w:t>2. **Intermediate stages**:</w:t>
-      </w:r>
-    </w:p>
-    <w:p>
-      <w:r>
-        <w:t>- `filter_successful`: Відсікає невдалі транзакції.</w:t>
-      </w:r>
-    </w:p>
-    <w:p>
-      <w:r>
-        <w:t>- `apply_cashback`: Змінює стан об'єкта (додає 10% до суми) за допомогою `yield`.</w:t>
-      </w:r>
-    </w:p>
-    <w:p>
-      <w:r>
-        <w:t>- `filter_high_value`: Відфільтровує транзакції за пороговим значенням.</w:t>
-      </w:r>
-    </w:p>
-    <w:p>
-      <w:r>
-        <w:t>3. **Termination**: `itertools.islice` обмежує нескінченний потік 5 елементами для виведення.</w:t>
+        <w:t>Архітектура побудована на принципі стрімінгової обробки даних (streaming I/O). Головний клас `DataProcessor` ініціалізується конфігурацією. Процес включає валідацію кожного рядка окремо, що дозволяє пропускати некоректні дані без зупинки всього процесу. Атомарність запису реалізована через `NamedTemporaryFile` та `os.replace`.</w:t>
       </w:r>
     </w:p>
     <w:p>
@@ -585,27 +599,22 @@
     </w:p>
     <w:p>
       <w:r>
-        <w:t>- `Transaction`: Клас для представлення структури даних транзакції.</w:t>
+        <w:t>- `DataProcessor`: основний клас для керування пайплайном.</w:t>
       </w:r>
     </w:p>
     <w:p>
       <w:r>
-        <w:t>- `infinite_transaction_generator()`: Генератор, що імітує постійний потік даних.</w:t>
+        <w:t>- `atomic_write`: контекстний менеджер для безпечного запису файлів (гарантує, що пошкоджений файл не замінить оригінал).</w:t>
       </w:r>
     </w:p>
     <w:p>
       <w:r>
-        <w:t>- `filter_successful()`: Використовує generator expression для ледачої фільтрації.</w:t>
+        <w:t>- `stream_csv`: генератор, що зчитує файл по рядках, не завантажуючи весь вміст у пам'ять.</w:t>
       </w:r>
     </w:p>
     <w:p>
       <w:r>
-        <w:t>- `apply_cashback()`: Функція-генератор, що демонструє покрокову зміну даних.</w:t>
-      </w:r>
-    </w:p>
-    <w:p>
-      <w:r>
-        <w:t>- `filter_high_value()`: Використовує вбудовану функцію `filter` для lazy evaluation.</w:t>
+        <w:t>- `validate_record`: функція перевірки даних з механізмом викидання custom exceptions.</w:t>
       </w:r>
     </w:p>
     <w:p>
@@ -618,7 +627,7 @@
     </w:p>
     <w:p>
       <w:r>
-        <w:t>Програма успішно ініціалізує конвеєр, обробляє нескінченний потік, не завантажуючи його в пам'ять повністю, і видає перші 5 транзакцій, що відповідають критеріям (статус "success" та сума &gt; 500 після кешбеку).</w:t>
+        <w:t>Програма успішно обробляє коректні дані, логує помилки валідації (рядок з "error" в ID) у файл `process.log` та створює структурований JSON-файл за умови успішної валідації всіх коректних записів.</w:t>
       </w:r>
     </w:p>
     <w:p>
@@ -631,7 +640,7 @@
     </w:p>
     <w:p>
       <w:r>
-        <w:t>У ході лабораторної роботи було освоєно механізми `iter`, `next`, `yield`. Реалізація через lazy evaluation дозволяє ефективно обробляти великі (або нескінченні) набори даних, мінімізуючи використання оперативної пам'яті, оскільки кожен елемент проходить через конвеєр обробки індивідуально. Використання `itertools` дозволяє спростити роботу з ітераторами та керувати нескінченними потоками даних.</w:t>
+        <w:t>Опановано механізми обробки виключень, роботу з контекстними менеджерами та створення надійних інструментів для імпорту/експорту даних. Застосування `exception chaining` та власної ієрархії виключень дозволило зробити код більш стійким до помилок та зручним для налагодження.</w:t>
       </w:r>
     </w:p>
     <w:sectPr>
